--- a/Denis Resume.docx
+++ b/Denis Resume.docx
@@ -11,13 +11,15 @@
           <w:lang w:val="en-US"/>
         </w:rPr>
       </w:pPr>
+      <w:bookmarkStart w:id="0" w:name="_GoBack"/>
+      <w:bookmarkEnd w:id="0"/>
       <w:r>
         <w:rPr>
           <w:i/>
           <w:iCs/>
           <w:lang w:val="en-US"/>
         </w:rPr>
-        <w:t>Sydney, NSW 2208</w:t>
+        <w:t>Sydney, NSW</w:t>
       </w:r>
     </w:p>
     <w:p>
@@ -78,6 +80,14 @@
         </w:rPr>
         <w:fldChar w:fldCharType="end"/>
       </w:r>
+      <w:r>
+        <w:rPr>
+          <w:i/>
+          <w:iCs/>
+          <w:lang w:val="en-US"/>
+        </w:rPr>
+        <w:t xml:space="preserve"> </w:t>
+      </w:r>
     </w:p>
     <w:p>
       <w:pPr>
@@ -126,8 +136,6 @@
           <w:lang w:val="en-US"/>
         </w:rPr>
       </w:pPr>
-      <w:bookmarkStart w:id="0" w:name="_GoBack"/>
-      <w:bookmarkEnd w:id="0"/>
     </w:p>
     <w:p>
       <w:pPr>
@@ -1762,7 +1770,7 @@
           <w:szCs w:val="22"/>
           <w:lang w:val="en-US"/>
         </w:rPr>
-        <w:t xml:space="preserve"> that takes into consideration the best scenarios that is made for both the player and AI in order to make the best choice possible. For the AI to make the best move, it needs to take look at all the different moves that can be made using </w:t>
+        <w:t xml:space="preserve"> that takes into consideration the best scenarios that is made for both the player and AI in order to make the best choice possible. For the AI to make the best move, it needs to take a look at all the different moves that can be made using </w:t>
       </w:r>
       <w:r>
         <w:rPr>

--- a/Denis Resume.docx
+++ b/Denis Resume.docx
@@ -11,15 +11,13 @@
           <w:lang w:val="en-US"/>
         </w:rPr>
       </w:pPr>
-      <w:bookmarkStart w:id="0" w:name="_GoBack"/>
-      <w:bookmarkEnd w:id="0"/>
       <w:r>
         <w:rPr>
           <w:i/>
           <w:iCs/>
           <w:lang w:val="en-US"/>
         </w:rPr>
-        <w:t xml:space="preserve">Sydney, NSW </w:t>
+        <w:t xml:space="preserve">625 Homer Street, Kingsgrove, Sydney, NSW 2208 </w:t>
       </w:r>
     </w:p>
     <w:p>
@@ -37,7 +35,7 @@
           <w:iCs/>
           <w:lang w:val="en-US"/>
         </w:rPr>
-        <w:t xml:space="preserve">M: 0404440737 | </w:t>
+        <w:t xml:space="preserve">M: 0404440737 | P: 95549286 | </w:t>
       </w:r>
       <w:r>
         <w:rPr>
@@ -352,8 +350,10 @@
           <w:szCs w:val="22"/>
           <w:lang w:val="en-US"/>
         </w:rPr>
-        <w:t>Python, MySQL, C#</w:t>
-      </w:r>
+        <w:t>Python, C#, MySQL, SQLAlchemy ORM, Regex, Javascript, HTML5/CSS3, jQuery, JSON, AJAX</w:t>
+      </w:r>
+      <w:bookmarkStart w:id="0" w:name="_GoBack"/>
+      <w:bookmarkEnd w:id="0"/>
     </w:p>
     <w:p>
       <w:pPr>
@@ -381,46 +381,6 @@
           <w:szCs w:val="22"/>
           <w:lang w:val="en-US"/>
         </w:rPr>
-        <w:t xml:space="preserve">Programming Technologies (Front-end): </w:t>
-      </w:r>
-      <w:r>
-        <w:rPr>
-          <w:rFonts w:hint="default" w:ascii="Times New Roman" w:hAnsi="Times New Roman" w:cs="Times New Roman"/>
-          <w:b/>
-          <w:bCs/>
-          <w:sz w:val="22"/>
-          <w:szCs w:val="22"/>
-          <w:lang w:val="en-US"/>
-        </w:rPr>
-        <w:t>Javascript, HTML/CSS, jQuery, JSON, AJAX</w:t>
-      </w:r>
-    </w:p>
-    <w:p>
-      <w:pPr>
-        <w:numPr>
-          <w:ilvl w:val="0"/>
-          <w:numId w:val="1"/>
-        </w:numPr>
-        <w:ind w:left="420" w:leftChars="0" w:hanging="420" w:firstLineChars="0"/>
-        <w:jc w:val="both"/>
-        <w:rPr>
-          <w:rFonts w:hint="default" w:ascii="Times New Roman" w:hAnsi="Times New Roman" w:cs="Times New Roman"/>
-          <w:b w:val="0"/>
-          <w:bCs w:val="0"/>
-          <w:sz w:val="22"/>
-          <w:szCs w:val="22"/>
-          <w:lang w:val="en-US"/>
-        </w:rPr>
-      </w:pPr>
-      <w:r>
-        <w:rPr>
-          <w:rFonts w:hint="default" w:ascii="Times New Roman" w:hAnsi="Times New Roman" w:cs="Times New Roman"/>
-          <w:b w:val="0"/>
-          <w:bCs w:val="0"/>
-          <w:sz w:val="22"/>
-          <w:szCs w:val="22"/>
-          <w:lang w:val="en-US"/>
-        </w:rPr>
         <w:t xml:space="preserve">Front-end Frameworks: </w:t>
       </w:r>
       <w:r>
@@ -432,7 +392,7 @@
           <w:szCs w:val="22"/>
           <w:lang w:val="en-US"/>
         </w:rPr>
-        <w:t>Vuejs, React</w:t>
+        <w:t>Vuejs, Reactjs</w:t>
       </w:r>
     </w:p>
     <w:p>
@@ -1204,7 +1164,7 @@
           <w:szCs w:val="22"/>
           <w:lang w:val="en-US"/>
         </w:rPr>
-        <w:t>Flask, Javascript, jQuery</w:t>
+        <w:t>Flask, Javascript, jQuery, SQLite</w:t>
       </w:r>
       <w:r>
         <w:rPr>

--- a/Denis Resume.docx
+++ b/Denis Resume.docx
@@ -17,25 +17,35 @@
           <w:iCs/>
           <w:lang w:val="en-US"/>
         </w:rPr>
-        <w:t xml:space="preserve">625 Homer Street, Kingsgrove, Sydney, NSW 2208 </w:t>
-      </w:r>
-    </w:p>
-    <w:p>
-      <w:pPr>
-        <w:jc w:val="center"/>
+        <w:t>Sydney, NS</w:t>
+      </w:r>
+      <w:bookmarkStart w:id="0" w:name="_GoBack"/>
+      <w:bookmarkEnd w:id="0"/>
+      <w:r>
         <w:rPr>
           <w:i/>
           <w:iCs/>
           <w:lang w:val="en-US"/>
         </w:rPr>
-      </w:pPr>
-      <w:r>
+        <w:t>W</w:t>
+      </w:r>
+    </w:p>
+    <w:p>
+      <w:pPr>
+        <w:jc w:val="center"/>
         <w:rPr>
           <w:i/>
           <w:iCs/>
           <w:lang w:val="en-US"/>
         </w:rPr>
-        <w:t xml:space="preserve">M: 0404440737 | P: 95549286 | </w:t>
+      </w:pPr>
+      <w:r>
+        <w:rPr>
+          <w:i/>
+          <w:iCs/>
+          <w:lang w:val="en-US"/>
+        </w:rPr>
+        <w:t xml:space="preserve">M: 0404440737 | </w:t>
       </w:r>
       <w:r>
         <w:rPr>
@@ -352,8 +362,6 @@
         </w:rPr>
         <w:t>Python, C#, MySQL, SQLAlchemy ORM, Regex, Javascript, HTML5/CSS3, jQuery, JSON, AJAX</w:t>
       </w:r>
-      <w:bookmarkStart w:id="0" w:name="_GoBack"/>
-      <w:bookmarkEnd w:id="0"/>
     </w:p>
     <w:p>
       <w:pPr>

--- a/Denis Resume.docx
+++ b/Denis Resume.docx
@@ -17,35 +17,25 @@
           <w:iCs/>
           <w:lang w:val="en-US"/>
         </w:rPr>
-        <w:t>Sydney, NS</w:t>
-      </w:r>
-      <w:bookmarkStart w:id="0" w:name="_GoBack"/>
-      <w:bookmarkEnd w:id="0"/>
-      <w:r>
+        <w:t xml:space="preserve">625 Homer Street, Kingsgrove, Sydney, NSW 2208 </w:t>
+      </w:r>
+    </w:p>
+    <w:p>
+      <w:pPr>
+        <w:jc w:val="center"/>
         <w:rPr>
           <w:i/>
           <w:iCs/>
           <w:lang w:val="en-US"/>
         </w:rPr>
-        <w:t>W</w:t>
-      </w:r>
-    </w:p>
-    <w:p>
-      <w:pPr>
-        <w:jc w:val="center"/>
+      </w:pPr>
+      <w:r>
         <w:rPr>
           <w:i/>
           <w:iCs/>
           <w:lang w:val="en-US"/>
         </w:rPr>
-      </w:pPr>
-      <w:r>
-        <w:rPr>
-          <w:i/>
-          <w:iCs/>
-          <w:lang w:val="en-US"/>
-        </w:rPr>
-        <w:t xml:space="preserve">M: 0404440737 | </w:t>
+        <w:t xml:space="preserve">M: 0404440737 | P: 95549286 | </w:t>
       </w:r>
       <w:r>
         <w:rPr>
@@ -168,7 +158,7 @@
           <w:szCs w:val="26"/>
           <w:lang w:val="en-US"/>
         </w:rPr>
-        <w:t>EDUCATION</w:t>
+        <w:t>SUMMARY</w:t>
       </w:r>
     </w:p>
     <w:p>
@@ -181,136 +171,41 @@
         <w:jc w:val="both"/>
         <w:rPr>
           <w:rFonts w:hint="default" w:ascii="Times New Roman" w:hAnsi="Times New Roman" w:cs="Times New Roman"/>
-          <w:b/>
-          <w:bCs/>
-          <w:sz w:val="22"/>
-          <w:szCs w:val="22"/>
-          <w:lang w:val="en-US"/>
-        </w:rPr>
-      </w:pPr>
-      <w:r>
-        <w:rPr>
-          <w:rFonts w:hint="default" w:ascii="Times New Roman" w:hAnsi="Times New Roman" w:cs="Times New Roman"/>
-          <w:b/>
-          <w:bCs/>
-          <w:sz w:val="22"/>
-          <w:szCs w:val="22"/>
-          <w:lang w:val="en-US"/>
-        </w:rPr>
-        <w:t>University of Technology Sydney, Sydney, NSW</w:t>
-      </w:r>
-    </w:p>
-    <w:p>
-      <w:pPr>
-        <w:numPr>
-          <w:ilvl w:val="0"/>
-          <w:numId w:val="0"/>
-        </w:numPr>
-        <w:ind w:leftChars="0"/>
-        <w:jc w:val="both"/>
-        <w:rPr>
-          <w:rFonts w:hint="default" w:ascii="Times New Roman" w:hAnsi="Times New Roman" w:cs="Times New Roman"/>
-          <w:b w:val="0"/>
-          <w:bCs w:val="0"/>
-          <w:i w:val="0"/>
-          <w:iCs w:val="0"/>
-          <w:sz w:val="22"/>
-          <w:szCs w:val="22"/>
-          <w:lang w:val="en-US"/>
-        </w:rPr>
-      </w:pPr>
-      <w:r>
-        <w:rPr>
-          <w:rFonts w:hint="default" w:ascii="Times New Roman" w:hAnsi="Times New Roman" w:cs="Times New Roman"/>
-          <w:b/>
-          <w:bCs/>
-          <w:i/>
-          <w:iCs/>
-          <w:sz w:val="22"/>
-          <w:szCs w:val="22"/>
-          <w:lang w:val="en-US"/>
-        </w:rPr>
-        <w:t xml:space="preserve">Bachelor of Science in Information Technology, </w:t>
-      </w:r>
-      <w:r>
-        <w:rPr>
-          <w:rFonts w:hint="default" w:ascii="Times New Roman" w:hAnsi="Times New Roman" w:cs="Times New Roman"/>
-          <w:b w:val="0"/>
-          <w:bCs w:val="0"/>
-          <w:i w:val="0"/>
-          <w:iCs w:val="0"/>
-          <w:sz w:val="22"/>
-          <w:szCs w:val="22"/>
-          <w:lang w:val="en-US"/>
-        </w:rPr>
-        <w:t>2016 March</w:t>
-      </w:r>
-    </w:p>
-    <w:p>
-      <w:pPr>
-        <w:numPr>
-          <w:ilvl w:val="0"/>
-          <w:numId w:val="0"/>
-        </w:numPr>
-        <w:ind w:leftChars="0"/>
-        <w:jc w:val="both"/>
-        <w:rPr>
-          <w:rFonts w:hint="default" w:ascii="Times New Roman" w:hAnsi="Times New Roman" w:cs="Times New Roman"/>
-          <w:b w:val="0"/>
-          <w:bCs w:val="0"/>
-          <w:sz w:val="22"/>
-          <w:szCs w:val="22"/>
-          <w:lang w:val="en-US"/>
-        </w:rPr>
-      </w:pPr>
-      <w:r>
-        <w:rPr>
-          <w:rFonts w:hint="default" w:ascii="Times New Roman" w:hAnsi="Times New Roman" w:cs="Times New Roman"/>
-          <w:b w:val="0"/>
-          <w:bCs w:val="0"/>
-          <w:sz w:val="22"/>
-          <w:szCs w:val="22"/>
-          <w:lang w:val="en-US"/>
-        </w:rPr>
-        <w:t>Majored in Business Management Information System &amp; Internetworking Application (Grade of Credit)</w:t>
-      </w:r>
-    </w:p>
-    <w:p>
-      <w:pPr>
-        <w:numPr>
-          <w:ilvl w:val="0"/>
-          <w:numId w:val="0"/>
-        </w:numPr>
-        <w:ind w:leftChars="0"/>
-        <w:jc w:val="both"/>
-        <w:rPr>
-          <w:rFonts w:hint="default" w:ascii="Times New Roman" w:hAnsi="Times New Roman" w:cs="Times New Roman"/>
-          <w:b w:val="0"/>
-          <w:bCs w:val="0"/>
-          <w:sz w:val="22"/>
-          <w:szCs w:val="22"/>
-          <w:lang w:val="en-US"/>
-        </w:rPr>
-      </w:pPr>
-    </w:p>
-    <w:p>
-      <w:pPr>
-        <w:numPr>
-          <w:ilvl w:val="0"/>
-          <w:numId w:val="0"/>
-        </w:numPr>
-        <w:ind w:leftChars="0"/>
-        <w:jc w:val="both"/>
-        <w:rPr>
-          <w:rFonts w:hint="default" w:ascii="Times New Roman" w:hAnsi="Times New Roman" w:cs="Times New Roman"/>
-          <w:b w:val="0"/>
-          <w:bCs w:val="0"/>
-          <w:sz w:val="22"/>
-          <w:szCs w:val="22"/>
-          <w:lang w:val="en-US"/>
-        </w:rPr>
-      </w:pPr>
-      <w:r>
+          <w:b w:val="0"/>
+          <w:bCs w:val="0"/>
+          <w:sz w:val="22"/>
+          <w:szCs w:val="22"/>
+          <w:lang w:val="en-US"/>
+        </w:rPr>
+      </w:pPr>
+      <w:r>
+        <w:rPr>
+          <w:rFonts w:hint="default" w:ascii="Times New Roman" w:hAnsi="Times New Roman" w:cs="Times New Roman"/>
+          <w:b w:val="0"/>
+          <w:bCs w:val="0"/>
+          <w:sz w:val="22"/>
+          <w:szCs w:val="22"/>
+          <w:lang w:val="en-US"/>
+        </w:rPr>
+        <w:t>Programming experience with 3-4 years and 1 year of web development experience through personal projects focused primarily on</w:t>
+      </w:r>
+      <w:bookmarkStart w:id="0" w:name="_GoBack"/>
+      <w:bookmarkEnd w:id="0"/>
+      <w:r>
+        <w:rPr>
+          <w:rFonts w:hint="default" w:ascii="Times New Roman" w:hAnsi="Times New Roman" w:cs="Times New Roman"/>
+          <w:b w:val="0"/>
+          <w:bCs w:val="0"/>
+          <w:sz w:val="22"/>
+          <w:szCs w:val="22"/>
+          <w:lang w:val="en-US"/>
+        </w:rPr>
+        <w:t xml:space="preserve"> Vuejs (3 months experience) and Flask (4 months experience). </w:t>
+      </w:r>
+    </w:p>
+    <w:p>
+      <w:pPr>
+        <w:jc w:val="both"/>
         <w:rPr>
           <w:rFonts w:hint="default" w:ascii="Times New Roman" w:hAnsi="Times New Roman" w:cs="Times New Roman"/>
           <w:b/>
@@ -320,6 +215,183 @@
           <w:szCs w:val="26"/>
           <w:lang w:val="en-US"/>
         </w:rPr>
+      </w:pPr>
+    </w:p>
+    <w:p>
+      <w:pPr>
+        <w:jc w:val="both"/>
+        <w:rPr>
+          <w:rFonts w:hint="default" w:ascii="Times New Roman" w:hAnsi="Times New Roman" w:cs="Times New Roman"/>
+          <w:b/>
+          <w:bCs/>
+          <w:color w:val="548DD4"/>
+          <w:sz w:val="26"/>
+          <w:szCs w:val="26"/>
+          <w:lang w:val="en-US"/>
+        </w:rPr>
+      </w:pPr>
+      <w:r>
+        <w:rPr>
+          <w:rFonts w:hint="default" w:ascii="Times New Roman" w:hAnsi="Times New Roman" w:cs="Times New Roman"/>
+          <w:b/>
+          <w:bCs/>
+          <w:color w:val="548DD4"/>
+          <w:sz w:val="26"/>
+          <w:szCs w:val="26"/>
+          <w:lang w:val="en-US"/>
+        </w:rPr>
+        <w:t>EDUCATION</w:t>
+      </w:r>
+    </w:p>
+    <w:p>
+      <w:pPr>
+        <w:numPr>
+          <w:ilvl w:val="0"/>
+          <w:numId w:val="0"/>
+        </w:numPr>
+        <w:ind w:leftChars="0"/>
+        <w:jc w:val="both"/>
+        <w:rPr>
+          <w:rFonts w:hint="default" w:ascii="Times New Roman" w:hAnsi="Times New Roman" w:cs="Times New Roman"/>
+          <w:b/>
+          <w:bCs/>
+          <w:sz w:val="22"/>
+          <w:szCs w:val="22"/>
+          <w:lang w:val="en-US"/>
+        </w:rPr>
+      </w:pPr>
+      <w:r>
+        <w:rPr>
+          <w:rFonts w:hint="default" w:ascii="Times New Roman" w:hAnsi="Times New Roman" w:cs="Times New Roman"/>
+          <w:b/>
+          <w:bCs/>
+          <w:sz w:val="22"/>
+          <w:szCs w:val="22"/>
+          <w:lang w:val="en-US"/>
+        </w:rPr>
+        <w:t>University of Technology Sydney, Sydney, NSW</w:t>
+      </w:r>
+    </w:p>
+    <w:p>
+      <w:pPr>
+        <w:numPr>
+          <w:ilvl w:val="0"/>
+          <w:numId w:val="0"/>
+        </w:numPr>
+        <w:ind w:leftChars="0"/>
+        <w:jc w:val="both"/>
+        <w:rPr>
+          <w:rFonts w:hint="default" w:ascii="Times New Roman" w:hAnsi="Times New Roman" w:cs="Times New Roman"/>
+          <w:b w:val="0"/>
+          <w:bCs w:val="0"/>
+          <w:i w:val="0"/>
+          <w:iCs w:val="0"/>
+          <w:sz w:val="22"/>
+          <w:szCs w:val="22"/>
+          <w:lang w:val="en-US"/>
+        </w:rPr>
+      </w:pPr>
+      <w:r>
+        <w:rPr>
+          <w:rFonts w:hint="default" w:ascii="Times New Roman" w:hAnsi="Times New Roman" w:cs="Times New Roman"/>
+          <w:b/>
+          <w:bCs/>
+          <w:i/>
+          <w:iCs/>
+          <w:sz w:val="22"/>
+          <w:szCs w:val="22"/>
+          <w:lang w:val="en-US"/>
+        </w:rPr>
+        <w:t xml:space="preserve">Bachelor of Science in Information Technology, </w:t>
+      </w:r>
+      <w:r>
+        <w:rPr>
+          <w:rFonts w:hint="default" w:ascii="Times New Roman" w:hAnsi="Times New Roman" w:cs="Times New Roman"/>
+          <w:b w:val="0"/>
+          <w:bCs w:val="0"/>
+          <w:i w:val="0"/>
+          <w:iCs w:val="0"/>
+          <w:sz w:val="22"/>
+          <w:szCs w:val="22"/>
+          <w:lang w:val="en-US"/>
+        </w:rPr>
+        <w:t>2016 March</w:t>
+      </w:r>
+    </w:p>
+    <w:p>
+      <w:pPr>
+        <w:numPr>
+          <w:ilvl w:val="0"/>
+          <w:numId w:val="0"/>
+        </w:numPr>
+        <w:ind w:leftChars="0"/>
+        <w:jc w:val="both"/>
+        <w:rPr>
+          <w:rFonts w:hint="default" w:ascii="Times New Roman" w:hAnsi="Times New Roman" w:cs="Times New Roman"/>
+          <w:b w:val="0"/>
+          <w:bCs w:val="0"/>
+          <w:sz w:val="22"/>
+          <w:szCs w:val="22"/>
+          <w:lang w:val="en-US"/>
+        </w:rPr>
+      </w:pPr>
+      <w:r>
+        <w:rPr>
+          <w:rFonts w:hint="default" w:ascii="Times New Roman" w:hAnsi="Times New Roman" w:cs="Times New Roman"/>
+          <w:b w:val="0"/>
+          <w:bCs w:val="0"/>
+          <w:sz w:val="22"/>
+          <w:szCs w:val="22"/>
+          <w:lang w:val="en-US"/>
+        </w:rPr>
+        <w:t>Majored in Business Management Information System &amp; Internetworking Application (Grade of Credit)</w:t>
+      </w:r>
+    </w:p>
+    <w:p>
+      <w:pPr>
+        <w:numPr>
+          <w:ilvl w:val="0"/>
+          <w:numId w:val="0"/>
+        </w:numPr>
+        <w:ind w:leftChars="0"/>
+        <w:jc w:val="both"/>
+        <w:rPr>
+          <w:rFonts w:hint="default" w:ascii="Times New Roman" w:hAnsi="Times New Roman" w:cs="Times New Roman"/>
+          <w:b w:val="0"/>
+          <w:bCs w:val="0"/>
+          <w:sz w:val="22"/>
+          <w:szCs w:val="22"/>
+          <w:lang w:val="en-US"/>
+        </w:rPr>
+      </w:pPr>
+    </w:p>
+    <w:p>
+      <w:pPr>
+        <w:numPr>
+          <w:ilvl w:val="0"/>
+          <w:numId w:val="0"/>
+        </w:numPr>
+        <w:ind w:leftChars="0"/>
+        <w:jc w:val="both"/>
+        <w:rPr>
+          <w:rFonts w:hint="default" w:ascii="Times New Roman" w:hAnsi="Times New Roman" w:cs="Times New Roman"/>
+          <w:b w:val="0"/>
+          <w:bCs w:val="0"/>
+          <w:sz w:val="22"/>
+          <w:szCs w:val="22"/>
+          <w:lang w:val="en-US"/>
+        </w:rPr>
+      </w:pPr>
+      <w:r>
+        <w:rPr>
+          <w:rFonts w:hint="default" w:ascii="Times New Roman" w:hAnsi="Times New Roman" w:cs="Times New Roman"/>
+          <w:b/>
+          <w:bCs/>
+          <w:color w:val="548DD4"/>
+          <w:sz w:val="26"/>
+          <w:szCs w:val="26"/>
+          <w:lang w:val="en-US"/>
+        </w:rPr>
         <w:t>TECHNICAL SKILLS</w:t>
       </w:r>
     </w:p>
@@ -360,7 +432,7 @@
           <w:szCs w:val="22"/>
           <w:lang w:val="en-US"/>
         </w:rPr>
-        <w:t>Python, C#, MySQL, SQLAlchemy ORM, Regex, Javascript, HTML5/CSS3, jQuery, JSON, AJAX</w:t>
+        <w:t>Python, C#, MySQL, SQLAlchemy ORM, Regex, Javascript, HTML5/CSS3, jQuery, JSON, AJAX, REST API</w:t>
       </w:r>
     </w:p>
     <w:p>

--- a/Denis Resume.docx
+++ b/Denis Resume.docx
@@ -24,8 +24,10 @@
           <w:szCs w:val="21"/>
           <w:lang w:val="en-US"/>
         </w:rPr>
-        <w:t xml:space="preserve">Kingsgrove, Sydney, NSW 2208 </w:t>
-      </w:r>
+        <w:t>Sydney, NSW</w:t>
+      </w:r>
+      <w:bookmarkStart w:id="0" w:name="_GoBack"/>
+      <w:bookmarkEnd w:id="0"/>
     </w:p>
     <w:p>
       <w:pPr>
@@ -475,29 +477,7 @@
           <w:szCs w:val="21"/>
           <w:lang w:val="en-US"/>
         </w:rPr>
-        <w:t xml:space="preserve">Python, C#, MySQL, SQLAlchemy ORM, Regex, Javascript, HTML5/CSS3, </w:t>
-      </w:r>
-      <w:r>
-        <w:rPr>
-          <w:rFonts w:hint="default" w:ascii="Times New Roman" w:hAnsi="Times New Roman" w:cs="Times New Roman"/>
-          <w:b/>
-          <w:bCs/>
-          <w:sz w:val="21"/>
-          <w:szCs w:val="21"/>
-          <w:lang w:val="en-US"/>
-        </w:rPr>
-        <w:t>SCSS,</w:t>
-      </w:r>
-      <w:r>
-        <w:rPr>
-          <w:rFonts w:hint="default" w:ascii="Times New Roman" w:hAnsi="Times New Roman" w:cs="Times New Roman"/>
-          <w:b/>
-          <w:bCs/>
-          <w:sz w:val="21"/>
-          <w:szCs w:val="21"/>
-          <w:lang w:val="en-US"/>
-        </w:rPr>
-        <w:t xml:space="preserve"> jQuery, JSON, AJAX, REST API</w:t>
+        <w:t>Python, C#, MySQL, SQLAlchemy ORM, Regex, Javascript, HTML5/CSS3, SASS, jQuery, JSON, AJAX, REST API</w:t>
       </w:r>
     </w:p>
     <w:p>
@@ -707,6 +687,7 @@
     <w:p>
       <w:pPr>
         <w:numPr>
+          <w:ilvl w:val="0"/>
           <w:numId w:val="0"/>
         </w:numPr>
         <w:spacing w:line="240" w:lineRule="auto"/>
@@ -907,6 +888,7 @@
     <w:p>
       <w:pPr>
         <w:numPr>
+          <w:ilvl w:val="0"/>
           <w:numId w:val="0"/>
         </w:numPr>
         <w:spacing w:line="240" w:lineRule="auto"/>
@@ -930,20 +912,7 @@
           <w:szCs w:val="21"/>
           <w:lang w:val="en-US"/>
         </w:rPr>
-        <w:t>This SPA website allows users to create their own forums which gives a place for other users to create posts</w:t>
-      </w:r>
-      <w:bookmarkStart w:id="0" w:name="_GoBack"/>
-      <w:bookmarkEnd w:id="0"/>
-      <w:r>
-        <w:rPr>
-          <w:rFonts w:hint="default" w:ascii="Times New Roman" w:hAnsi="Times New Roman" w:cs="Times New Roman"/>
-          <w:b w:val="0"/>
-          <w:bCs w:val="0"/>
-          <w:sz w:val="21"/>
-          <w:szCs w:val="21"/>
-          <w:lang w:val="en-US"/>
-        </w:rPr>
-        <w:t xml:space="preserve"> (Vuejs, Flask, JWT, SQLAlchemy). </w:t>
+        <w:t xml:space="preserve">This SPA website allows users to create their own forums which gives a place for other users to create posts (Vuejs, Flask, JWT, SQLAlchemy). </w:t>
       </w:r>
       <w:r>
         <w:rPr>
@@ -1127,6 +1096,7 @@
     <w:p>
       <w:pPr>
         <w:numPr>
+          <w:ilvl w:val="0"/>
           <w:numId w:val="0"/>
         </w:numPr>
         <w:spacing w:line="240" w:lineRule="auto"/>
@@ -1329,6 +1299,7 @@
     <w:p>
       <w:pPr>
         <w:numPr>
+          <w:ilvl w:val="0"/>
           <w:numId w:val="0"/>
         </w:numPr>
         <w:spacing w:line="240" w:lineRule="auto"/>

--- a/Denis Resume.docx
+++ b/Denis Resume.docx
@@ -26,8 +26,6 @@
         </w:rPr>
         <w:t>Sydney, NSW</w:t>
       </w:r>
-      <w:bookmarkStart w:id="0" w:name="_GoBack"/>
-      <w:bookmarkEnd w:id="0"/>
     </w:p>
     <w:p>
       <w:pPr>
@@ -712,7 +710,20 @@
           <w:szCs w:val="21"/>
           <w:lang w:val="en-US"/>
         </w:rPr>
-        <w:t xml:space="preserve">The purpose of the website is to outline some of my skills and personal projects as well as showcasing some of my design skills (HTML, CSS, Javascript, jQuery). </w:t>
+        <w:t>The purpose of the website is to outline some of my skills and personal projects as well as showcasing some of my design skills (HTML, CSS, SASS</w:t>
+      </w:r>
+      <w:bookmarkStart w:id="0" w:name="_GoBack"/>
+      <w:bookmarkEnd w:id="0"/>
+      <w:r>
+        <w:rPr>
+          <w:rFonts w:hint="default" w:ascii="Times New Roman" w:hAnsi="Times New Roman" w:cs="Times New Roman"/>
+          <w:b w:val="0"/>
+          <w:bCs w:val="0"/>
+          <w:sz w:val="21"/>
+          <w:szCs w:val="21"/>
+          <w:lang w:val="en-US"/>
+        </w:rPr>
+        <w:t xml:space="preserve">, Javascript, jQuery). </w:t>
       </w:r>
     </w:p>
     <w:p>

--- a/Denis Resume.docx
+++ b/Denis Resume.docx
@@ -15,6 +15,8 @@
           <w:lang w:val="en-US"/>
         </w:rPr>
       </w:pPr>
+      <w:bookmarkStart w:id="0" w:name="_GoBack"/>
+      <w:bookmarkEnd w:id="0"/>
       <w:r>
         <w:rPr>
           <w:rFonts w:hint="default" w:ascii="Times New Roman" w:hAnsi="Times New Roman" w:cs="Times New Roman"/>
@@ -24,7 +26,7 @@
           <w:szCs w:val="21"/>
           <w:lang w:val="en-US"/>
         </w:rPr>
-        <w:t>Sydney, NSW</w:t>
+        <w:t xml:space="preserve">Sydney, NSW 2208 </w:t>
       </w:r>
     </w:p>
     <w:p>
@@ -235,7 +237,7 @@
           <w:szCs w:val="21"/>
           <w:lang w:val="en-US"/>
         </w:rPr>
-        <w:t xml:space="preserve">Programming experience with 4 years and 1 year of web development experience through personal projects focused primarily on Vuejs (3 months) and Flask (4 months). </w:t>
+        <w:t>Programming experience with 4 years and 1 year of web development experience through personal projects focused primarily on Vuejs (3 months) and Flask (4 months). Programming in C# for 2 years as my main programming language.</w:t>
       </w:r>
     </w:p>
     <w:p>
@@ -710,20 +712,7 @@
           <w:szCs w:val="21"/>
           <w:lang w:val="en-US"/>
         </w:rPr>
-        <w:t>The purpose of the website is to outline some of my skills and personal projects as well as showcasing some of my design skills (HTML, CSS, SASS</w:t>
-      </w:r>
-      <w:bookmarkStart w:id="0" w:name="_GoBack"/>
-      <w:bookmarkEnd w:id="0"/>
-      <w:r>
-        <w:rPr>
-          <w:rFonts w:hint="default" w:ascii="Times New Roman" w:hAnsi="Times New Roman" w:cs="Times New Roman"/>
-          <w:b w:val="0"/>
-          <w:bCs w:val="0"/>
-          <w:sz w:val="21"/>
-          <w:szCs w:val="21"/>
-          <w:lang w:val="en-US"/>
-        </w:rPr>
-        <w:t xml:space="preserve">, Javascript, jQuery). </w:t>
+        <w:t xml:space="preserve">The purpose of the website is to outline some of my skills and personal projects as well as showcasing some of my design skills (HTML, CSS, SASS, Javascript, jQuery). </w:t>
       </w:r>
     </w:p>
     <w:p>

--- a/Denis Resume.docx
+++ b/Denis Resume.docx
@@ -15,8 +15,6 @@
           <w:lang w:val="en-US"/>
         </w:rPr>
       </w:pPr>
-      <w:bookmarkStart w:id="0" w:name="_GoBack"/>
-      <w:bookmarkEnd w:id="0"/>
       <w:r>
         <w:rPr>
           <w:rFonts w:hint="default" w:ascii="Times New Roman" w:hAnsi="Times New Roman" w:cs="Times New Roman"/>
@@ -26,7 +24,7 @@
           <w:szCs w:val="21"/>
           <w:lang w:val="en-US"/>
         </w:rPr>
-        <w:t xml:space="preserve">Sydney, NSW 2208 </w:t>
+        <w:t xml:space="preserve">Kingsgrove, Sydney, NSW 2208 </w:t>
       </w:r>
     </w:p>
     <w:p>
@@ -356,7 +354,18 @@
           <w:szCs w:val="21"/>
           <w:lang w:val="en-US"/>
         </w:rPr>
-        <w:t>2016 March</w:t>
+        <w:t xml:space="preserve">graduated in 2016 March </w:t>
+      </w:r>
+      <w:r>
+        <w:rPr>
+          <w:rFonts w:hint="default" w:ascii="Times New Roman" w:hAnsi="Times New Roman" w:cs="Times New Roman"/>
+          <w:b w:val="0"/>
+          <w:bCs w:val="0"/>
+          <w:sz w:val="21"/>
+          <w:szCs w:val="21"/>
+          <w:lang w:val="en-US"/>
+        </w:rPr>
+        <w:t>with Credit</w:t>
       </w:r>
     </w:p>
     <w:p>
@@ -912,7 +921,7 @@
           <w:szCs w:val="21"/>
           <w:lang w:val="en-US"/>
         </w:rPr>
-        <w:t xml:space="preserve">This SPA website allows users to create their own forums which gives a place for other users to create posts (Vuejs, Flask, JWT, SQLAlchemy). </w:t>
+        <w:t xml:space="preserve">This SPA website allows users to create their own forums which gives a place for other users to create posts (Vuejs, Flask, REST API, JWT, SQLAlchemy). </w:t>
       </w:r>
       <w:r>
         <w:rPr>
@@ -1339,7 +1348,22 @@
           <w:szCs w:val="21"/>
           <w:lang w:val="en-US"/>
         </w:rPr>
-        <w:t>keeps track of employee, department, management, salary details and its associations with each other (C# .NET, MySQL).</w:t>
+        <w:t>keeps track of employees, departments, managers, salary</w:t>
+      </w:r>
+      <w:bookmarkStart w:id="0" w:name="_GoBack"/>
+      <w:bookmarkEnd w:id="0"/>
+      <w:r>
+        <w:rPr>
+          <w:rFonts w:hint="default" w:ascii="Times New Roman" w:hAnsi="Times New Roman" w:cs="Times New Roman"/>
+          <w:b w:val="0"/>
+          <w:bCs w:val="0"/>
+          <w:i w:val="0"/>
+          <w:iCs w:val="0"/>
+          <w:sz w:val="21"/>
+          <w:szCs w:val="21"/>
+          <w:lang w:val="en-US"/>
+        </w:rPr>
+        <w:t xml:space="preserve"> details and its associations with each other (C# .NET, MySQL).</w:t>
       </w:r>
     </w:p>
     <w:p>

--- a/Denis Resume.docx
+++ b/Denis Resume.docx
@@ -480,8 +480,8 @@
       <w:r>
         <w:rPr>
           <w:rFonts w:hint="default" w:ascii="Times New Roman" w:hAnsi="Times New Roman" w:cs="Times New Roman"/>
-          <w:b/>
-          <w:bCs/>
+          <w:b w:val="0"/>
+          <w:bCs w:val="0"/>
           <w:sz w:val="21"/>
           <w:szCs w:val="21"/>
           <w:lang w:val="en-US"/>
@@ -521,8 +521,8 @@
       <w:r>
         <w:rPr>
           <w:rFonts w:hint="default" w:ascii="Times New Roman" w:hAnsi="Times New Roman" w:cs="Times New Roman"/>
-          <w:b/>
-          <w:bCs/>
+          <w:b w:val="0"/>
+          <w:bCs w:val="0"/>
           <w:sz w:val="21"/>
           <w:szCs w:val="21"/>
           <w:lang w:val="en-US"/>
@@ -562,8 +562,8 @@
       <w:r>
         <w:rPr>
           <w:rFonts w:hint="default" w:ascii="Times New Roman" w:hAnsi="Times New Roman" w:cs="Times New Roman"/>
-          <w:b/>
-          <w:bCs/>
+          <w:b w:val="0"/>
+          <w:bCs w:val="0"/>
           <w:sz w:val="21"/>
           <w:szCs w:val="21"/>
           <w:lang w:val="en-US"/>
@@ -745,14 +745,26 @@
       <w:r>
         <w:rPr>
           <w:rFonts w:hint="default" w:ascii="Times New Roman" w:hAnsi="Times New Roman" w:cs="Times New Roman"/>
-          <w:b/>
-          <w:bCs/>
-          <w:color w:val="auto"/>
-          <w:sz w:val="21"/>
-          <w:szCs w:val="21"/>
-          <w:lang w:val="en-US"/>
-        </w:rPr>
-        <w:t>Website URL:</w:t>
+          <w:b w:val="0"/>
+          <w:bCs w:val="0"/>
+          <w:color w:val="auto"/>
+          <w:sz w:val="21"/>
+          <w:szCs w:val="21"/>
+          <w:lang w:val="en-US"/>
+        </w:rPr>
+        <w:t>Website URL</w:t>
+      </w:r>
+      <w:r>
+        <w:rPr>
+          <w:rFonts w:hint="default" w:ascii="Times New Roman" w:hAnsi="Times New Roman" w:cs="Times New Roman"/>
+          <w:b/>
+          <w:bCs/>
+          <w:color w:val="auto"/>
+          <w:sz w:val="21"/>
+          <w:szCs w:val="21"/>
+          <w:lang w:val="en-US"/>
+        </w:rPr>
+        <w:t>:</w:t>
       </w:r>
       <w:r>
         <w:rPr>
@@ -973,14 +985,26 @@
       <w:r>
         <w:rPr>
           <w:rFonts w:hint="default" w:ascii="Times New Roman" w:hAnsi="Times New Roman" w:cs="Times New Roman"/>
-          <w:b/>
-          <w:bCs/>
-          <w:color w:val="auto"/>
-          <w:sz w:val="21"/>
-          <w:szCs w:val="21"/>
-          <w:lang w:val="en-US"/>
-        </w:rPr>
-        <w:t xml:space="preserve">Website URL: </w:t>
+          <w:b w:val="0"/>
+          <w:bCs w:val="0"/>
+          <w:color w:val="auto"/>
+          <w:sz w:val="21"/>
+          <w:szCs w:val="21"/>
+          <w:lang w:val="en-US"/>
+        </w:rPr>
+        <w:t>Website URL:</w:t>
+      </w:r>
+      <w:r>
+        <w:rPr>
+          <w:rFonts w:hint="default" w:ascii="Times New Roman" w:hAnsi="Times New Roman" w:cs="Times New Roman"/>
+          <w:b/>
+          <w:bCs/>
+          <w:color w:val="auto"/>
+          <w:sz w:val="21"/>
+          <w:szCs w:val="21"/>
+          <w:lang w:val="en-US"/>
+        </w:rPr>
+        <w:t xml:space="preserve"> </w:t>
       </w:r>
       <w:r>
         <w:rPr>
@@ -1152,8 +1176,8 @@
       <w:r>
         <w:rPr>
           <w:rFonts w:hint="default" w:ascii="Times New Roman" w:hAnsi="Times New Roman" w:cs="Times New Roman"/>
-          <w:b/>
-          <w:bCs/>
+          <w:b w:val="0"/>
+          <w:bCs w:val="0"/>
           <w:sz w:val="21"/>
           <w:szCs w:val="21"/>
           <w:lang w:val="en-US"/>
@@ -1218,7 +1242,22 @@
           <w:szCs w:val="21"/>
           <w:lang w:val="en-US"/>
         </w:rPr>
-        <w:t>https://github.com/banfstory/Chess-with-AI</w:t>
+        <w:t>https://github.com/banfstor</w:t>
+      </w:r>
+      <w:bookmarkStart w:id="0" w:name="_GoBack"/>
+      <w:bookmarkEnd w:id="0"/>
+      <w:r>
+        <w:rPr>
+          <w:rStyle w:val="5"/>
+          <w:rFonts w:hint="default" w:ascii="Times New Roman" w:hAnsi="Times New Roman" w:cs="Times New Roman"/>
+          <w:b w:val="0"/>
+          <w:bCs w:val="0"/>
+          <w:color w:val="auto"/>
+          <w:sz w:val="21"/>
+          <w:szCs w:val="21"/>
+          <w:lang w:val="en-US"/>
+        </w:rPr>
+        <w:t>y/Chess-with-AI</w:t>
       </w:r>
       <w:r>
         <w:rPr>
@@ -1348,10 +1387,22 @@
           <w:szCs w:val="21"/>
           <w:lang w:val="en-US"/>
         </w:rPr>
-        <w:t>keeps track of employees, departments, managers, salary</w:t>
-      </w:r>
-      <w:bookmarkStart w:id="0" w:name="_GoBack"/>
-      <w:bookmarkEnd w:id="0"/>
+        <w:t>keeps track of employees, departments, managers, salary details and its associations with each other (C# .NET, MySQL).</w:t>
+      </w:r>
+    </w:p>
+    <w:p>
+      <w:pPr>
+        <w:numPr>
+          <w:ilvl w:val="0"/>
+          <w:numId w:val="0"/>
+        </w:numPr>
+        <w:spacing w:line="240" w:lineRule="auto"/>
+        <w:ind w:leftChars="0"/>
+        <w:jc w:val="both"/>
+        <w:rPr>
+          <w:rFonts w:hint="default" w:ascii="Times New Roman" w:hAnsi="Times New Roman" w:cs="Times New Roman"/>
+        </w:rPr>
+      </w:pPr>
       <w:r>
         <w:rPr>
           <w:rFonts w:hint="default" w:ascii="Times New Roman" w:hAnsi="Times New Roman" w:cs="Times New Roman"/>
@@ -1359,26 +1410,13 @@
           <w:bCs w:val="0"/>
           <w:i w:val="0"/>
           <w:iCs w:val="0"/>
-          <w:sz w:val="21"/>
-          <w:szCs w:val="21"/>
-          <w:lang w:val="en-US"/>
-        </w:rPr>
-        <w:t xml:space="preserve"> details and its associations with each other (C# .NET, MySQL).</w:t>
-      </w:r>
-    </w:p>
-    <w:p>
-      <w:pPr>
-        <w:numPr>
-          <w:ilvl w:val="0"/>
-          <w:numId w:val="0"/>
-        </w:numPr>
-        <w:spacing w:line="240" w:lineRule="auto"/>
-        <w:ind w:leftChars="0"/>
-        <w:jc w:val="both"/>
-        <w:rPr>
-          <w:rFonts w:hint="default" w:ascii="Times New Roman" w:hAnsi="Times New Roman" w:cs="Times New Roman"/>
-        </w:rPr>
-      </w:pPr>
+          <w:color w:val="auto"/>
+          <w:sz w:val="21"/>
+          <w:szCs w:val="21"/>
+          <w:lang w:val="en-US"/>
+        </w:rPr>
+        <w:t>Source code:</w:t>
+      </w:r>
       <w:r>
         <w:rPr>
           <w:rFonts w:hint="default" w:ascii="Times New Roman" w:hAnsi="Times New Roman" w:cs="Times New Roman"/>
@@ -1391,7 +1429,7 @@
           <w:szCs w:val="21"/>
           <w:lang w:val="en-US"/>
         </w:rPr>
-        <w:t xml:space="preserve">Source code: </w:t>
+        <w:t xml:space="preserve"> </w:t>
       </w:r>
       <w:r>
         <w:rPr>
@@ -1478,13 +1516,13 @@
 <file path=word/numbering.xml><?xml version="1.0" encoding="utf-8"?>
 <w:numbering xmlns:wpc="http://schemas.microsoft.com/office/word/2010/wordprocessingCanvas" xmlns:mc="http://schemas.openxmlformats.org/markup-compatibility/2006" xmlns:o="urn:schemas-microsoft-com:office:office" xmlns:r="http://schemas.openxmlformats.org/officeDocument/2006/relationships" xmlns:m="http://schemas.openxmlformats.org/officeDocument/2006/math" xmlns:v="urn:schemas-microsoft-com:vml" xmlns:wp14="http://schemas.microsoft.com/office/word/2010/wordprocessingDrawing" xmlns:wp="http://schemas.openxmlformats.org/drawingml/2006/wordprocessingDrawing" xmlns:w10="urn:schemas-microsoft-com:office:word" xmlns:w="http://schemas.openxmlformats.org/wordprocessingml/2006/main" xmlns:w14="http://schemas.microsoft.com/office/word/2010/wordml" xmlns:wpg="http://schemas.microsoft.com/office/word/2010/wordprocessingGroup" xmlns:wpi="http://schemas.microsoft.com/office/word/2010/wordprocessingInk" xmlns:wne="http://schemas.microsoft.com/office/word/2006/wordml" xmlns:wps="http://schemas.microsoft.com/office/word/2010/wordprocessingShape" xmlns:wpsCustomData="http://www.wps.cn/officeDocument/2013/wpsCustomData" mc:Ignorable="w14 wp14">
   <w:abstractNum w:abstractNumId="0">
-    <w:nsid w:val="78347C7A"/>
+    <w:nsid w:val="E085F517"/>
     <w:multiLevelType w:val="singleLevel"/>
-    <w:tmpl w:val="78347C7A"/>
+    <w:tmpl w:val="E085F517"/>
     <w:lvl w:ilvl="0" w:tentative="0">
       <w:start w:val="1"/>
       <w:numFmt w:val="bullet"/>
-      <w:lvlText w:val=""/>
+      <w:lvlText w:val=""/>
       <w:lvlJc w:val="left"/>
       <w:pPr>
         <w:tabs>
@@ -1494,6 +1532,7 @@
       </w:pPr>
       <w:rPr>
         <w:rFonts w:hint="default" w:ascii="Wingdings" w:hAnsi="Wingdings"/>
+        <w:sz w:val="16"/>
       </w:rPr>
     </w:lvl>
   </w:abstractNum>

--- a/Denis Resume.docx
+++ b/Denis Resume.docx
@@ -235,7 +235,7 @@
           <w:szCs w:val="21"/>
           <w:lang w:val="en-US"/>
         </w:rPr>
-        <w:t>Programming experience with 4 years and 1 year of web development experience through personal projects focused primarily on Vuejs (3 months) and Flask (4 months). Programming in C# for 2 years as my main programming language.</w:t>
+        <w:t>Programming experience with 4 years and 1 year of web development experience through personal projects focused primarily on Vuejs (3 months), Reactjs (3 months) and Flask (4 months). Programming in C# for 2 years as my main programming language.</w:t>
       </w:r>
     </w:p>
     <w:p>
@@ -475,18 +475,7 @@
           <w:szCs w:val="21"/>
           <w:lang w:val="en-US"/>
         </w:rPr>
-        <w:t xml:space="preserve">Programming Technologies: </w:t>
-      </w:r>
-      <w:r>
-        <w:rPr>
-          <w:rFonts w:hint="default" w:ascii="Times New Roman" w:hAnsi="Times New Roman" w:cs="Times New Roman"/>
-          <w:b w:val="0"/>
-          <w:bCs w:val="0"/>
-          <w:sz w:val="21"/>
-          <w:szCs w:val="21"/>
-          <w:lang w:val="en-US"/>
-        </w:rPr>
-        <w:t>Python, C#, MySQL, SQLAlchemy ORM, Regex, Javascript, HTML5/CSS3, SASS, jQuery, JSON, AJAX, REST API</w:t>
+        <w:t>Programming Technologies: Python, C#, MySQL, SQLAlchemy ORM, Regex, Javascript, HTML5/CSS3, SASS, jQuery, JSON, AJAX, REST API</w:t>
       </w:r>
     </w:p>
     <w:p>
@@ -516,18 +505,7 @@
           <w:szCs w:val="21"/>
           <w:lang w:val="en-US"/>
         </w:rPr>
-        <w:t xml:space="preserve">Front-end Frameworks: </w:t>
-      </w:r>
-      <w:r>
-        <w:rPr>
-          <w:rFonts w:hint="default" w:ascii="Times New Roman" w:hAnsi="Times New Roman" w:cs="Times New Roman"/>
-          <w:b w:val="0"/>
-          <w:bCs w:val="0"/>
-          <w:sz w:val="21"/>
-          <w:szCs w:val="21"/>
-          <w:lang w:val="en-US"/>
-        </w:rPr>
-        <w:t>Vuejs, Reactjs</w:t>
+        <w:t>Front-end Frameworks: Vuejs, Reactjs</w:t>
       </w:r>
     </w:p>
     <w:p>
@@ -557,18 +535,7 @@
           <w:szCs w:val="21"/>
           <w:lang w:val="en-US"/>
         </w:rPr>
-        <w:t xml:space="preserve">Back-end Frameworks: </w:t>
-      </w:r>
-      <w:r>
-        <w:rPr>
-          <w:rFonts w:hint="default" w:ascii="Times New Roman" w:hAnsi="Times New Roman" w:cs="Times New Roman"/>
-          <w:b w:val="0"/>
-          <w:bCs w:val="0"/>
-          <w:sz w:val="21"/>
-          <w:szCs w:val="21"/>
-          <w:lang w:val="en-US"/>
-        </w:rPr>
-        <w:t>Flask, Django</w:t>
+        <w:t>Back-end Frameworks: Flask, Django</w:t>
       </w:r>
     </w:p>
     <w:p>
@@ -933,7 +900,20 @@
           <w:szCs w:val="21"/>
           <w:lang w:val="en-US"/>
         </w:rPr>
-        <w:t xml:space="preserve">This SPA website allows users to create their own forums which gives a place for other users to create posts (Vuejs, Flask, REST API, JWT, SQLAlchemy). </w:t>
+        <w:t>The Single Page Application (SPA</w:t>
+      </w:r>
+      <w:bookmarkStart w:id="0" w:name="_GoBack"/>
+      <w:bookmarkEnd w:id="0"/>
+      <w:r>
+        <w:rPr>
+          <w:rFonts w:hint="default" w:ascii="Times New Roman" w:hAnsi="Times New Roman" w:cs="Times New Roman"/>
+          <w:b w:val="0"/>
+          <w:bCs w:val="0"/>
+          <w:sz w:val="21"/>
+          <w:szCs w:val="21"/>
+          <w:lang w:val="en-US"/>
+        </w:rPr>
+        <w:t xml:space="preserve">) website allows users to create their own forums which gives a place for other users to create posts (Vuejs, Flask, REST API, JWT, SQLAlchemy). </w:t>
       </w:r>
       <w:r>
         <w:rPr>
@@ -1182,18 +1162,7 @@
           <w:szCs w:val="21"/>
           <w:lang w:val="en-US"/>
         </w:rPr>
-        <w:t>Source code:</w:t>
-      </w:r>
-      <w:r>
-        <w:rPr>
-          <w:rFonts w:hint="default" w:ascii="Times New Roman" w:hAnsi="Times New Roman" w:cs="Times New Roman"/>
-          <w:b w:val="0"/>
-          <w:bCs w:val="0"/>
-          <w:sz w:val="21"/>
-          <w:szCs w:val="21"/>
-          <w:lang w:val="en-US"/>
-        </w:rPr>
-        <w:t xml:space="preserve"> </w:t>
+        <w:t xml:space="preserve">Source code: </w:t>
       </w:r>
       <w:r>
         <w:rPr>
@@ -1242,22 +1211,7 @@
           <w:szCs w:val="21"/>
           <w:lang w:val="en-US"/>
         </w:rPr>
-        <w:t>https://github.com/banfstor</w:t>
-      </w:r>
-      <w:bookmarkStart w:id="0" w:name="_GoBack"/>
-      <w:bookmarkEnd w:id="0"/>
-      <w:r>
-        <w:rPr>
-          <w:rStyle w:val="5"/>
-          <w:rFonts w:hint="default" w:ascii="Times New Roman" w:hAnsi="Times New Roman" w:cs="Times New Roman"/>
-          <w:b w:val="0"/>
-          <w:bCs w:val="0"/>
-          <w:color w:val="auto"/>
-          <w:sz w:val="21"/>
-          <w:szCs w:val="21"/>
-          <w:lang w:val="en-US"/>
-        </w:rPr>
-        <w:t>y/Chess-with-AI</w:t>
+        <w:t>https://github.com/banfstory/Chess-with-AI</w:t>
       </w:r>
       <w:r>
         <w:rPr>

--- a/Denis Resume.docx
+++ b/Denis Resume.docx
@@ -123,23 +123,6 @@
         </w:rPr>
         <w:fldChar w:fldCharType="end"/>
       </w:r>
-      <w:bookmarkStart w:id="0" w:name="_GoBack"/>
-      <w:bookmarkEnd w:id="0"/>
-      <w:r>
-        <w:rPr>
-          <w:rFonts w:hint="default" w:ascii="Times New Roman" w:hAnsi="Times New Roman" w:cs="Times New Roman"/>
-          <w:b w:val="0"/>
-          <w:bCs w:val="0"/>
-          <w:i/>
-          <w:iCs/>
-          <w:color w:val="auto"/>
-          <w:sz w:val="21"/>
-          <w:szCs w:val="21"/>
-          <w:u w:val="none"/>
-          <w:lang w:val="en-US"/>
-        </w:rPr>
-        <w:t xml:space="preserve"> </w:t>
-      </w:r>
     </w:p>
     <w:p>
       <w:pPr>
@@ -550,7 +533,31 @@
           <w:szCs w:val="22"/>
           <w:lang w:val="en-US"/>
         </w:rPr>
-        <w:t>Programming Technologies: C#, .NET (Windows Forms), Python, Javascript, MySQL, Regex, HTML5/CSS3, SASS, Bootstrap, jQuery, JSON, AJAX, RESTful API, Git/GitHub</w:t>
+        <w:t xml:space="preserve">Programming Technologies: C#, .NET (Windows Forms), Python, Javascript, MySQL, Regex, HTML5/CSS3, SASS, Bootstrap, jQuery, JSON, AJAX, RESTful API, Git, GitHub, curl, </w:t>
+      </w:r>
+      <w:bookmarkStart w:id="0" w:name="_GoBack"/>
+      <w:r>
+        <w:rPr>
+          <w:rFonts w:hint="default" w:ascii="Times New Roman" w:hAnsi="Times New Roman" w:cs="Times New Roman"/>
+          <w:b w:val="0"/>
+          <w:bCs w:val="0"/>
+          <w:sz w:val="22"/>
+          <w:szCs w:val="22"/>
+          <w:lang w:val="en-US"/>
+        </w:rPr>
+        <w:t>Command Line Interface</w:t>
+      </w:r>
+      <w:bookmarkEnd w:id="0"/>
+      <w:r>
+        <w:rPr>
+          <w:rFonts w:hint="default" w:ascii="Times New Roman" w:hAnsi="Times New Roman" w:cs="Times New Roman"/>
+          <w:b w:val="0"/>
+          <w:bCs w:val="0"/>
+          <w:sz w:val="22"/>
+          <w:szCs w:val="22"/>
+          <w:lang w:val="en-US"/>
+        </w:rPr>
+        <w:t xml:space="preserve"> (Windows and Linux)</w:t>
       </w:r>
     </w:p>
     <w:p>
@@ -641,36 +648,6 @@
           <w:lang w:val="en-US"/>
         </w:rPr>
         <w:t>Automation Testing: Selenium with unittest and pytest</w:t>
-      </w:r>
-    </w:p>
-    <w:p>
-      <w:pPr>
-        <w:numPr>
-          <w:ilvl w:val="0"/>
-          <w:numId w:val="1"/>
-        </w:numPr>
-        <w:spacing w:line="240" w:lineRule="auto"/>
-        <w:ind w:left="420" w:leftChars="0" w:hanging="420" w:firstLineChars="0"/>
-        <w:jc w:val="both"/>
-        <w:rPr>
-          <w:rFonts w:hint="default" w:ascii="Times New Roman" w:hAnsi="Times New Roman" w:cs="Times New Roman"/>
-          <w:b w:val="0"/>
-          <w:bCs w:val="0"/>
-          <w:sz w:val="22"/>
-          <w:szCs w:val="22"/>
-          <w:lang w:val="en-US"/>
-        </w:rPr>
-      </w:pPr>
-      <w:r>
-        <w:rPr>
-          <w:rFonts w:hint="default" w:ascii="Times New Roman" w:hAnsi="Times New Roman" w:cs="Times New Roman"/>
-          <w:b w:val="0"/>
-          <w:bCs w:val="0"/>
-          <w:sz w:val="22"/>
-          <w:szCs w:val="22"/>
-          <w:lang w:val="en-US"/>
-        </w:rPr>
-        <w:t>Web Crawling: Beautiful Soap</w:t>
       </w:r>
     </w:p>
     <w:p>
@@ -1396,28 +1373,6 @@
         </w:rPr>
         <w:fldChar w:fldCharType="end"/>
       </w:r>
-    </w:p>
-    <w:p>
-      <w:pPr>
-        <w:numPr>
-          <w:ilvl w:val="0"/>
-          <w:numId w:val="0"/>
-        </w:numPr>
-        <w:spacing w:line="240" w:lineRule="auto"/>
-        <w:ind w:leftChars="0"/>
-        <w:jc w:val="both"/>
-        <w:rPr>
-          <w:rFonts w:hint="default" w:ascii="Times New Roman" w:hAnsi="Times New Roman" w:cs="Times New Roman"/>
-          <w:b w:val="0"/>
-          <w:bCs w:val="0"/>
-          <w:i w:val="0"/>
-          <w:iCs w:val="0"/>
-          <w:color w:val="auto"/>
-          <w:sz w:val="22"/>
-          <w:szCs w:val="22"/>
-          <w:lang w:val="en-US"/>
-        </w:rPr>
-      </w:pPr>
     </w:p>
     <w:sectPr>
       <w:pgSz w:w="11906" w:h="16838"/>

--- a/Denis Resume.docx
+++ b/Denis Resume.docx
@@ -533,20 +533,20 @@
           <w:szCs w:val="22"/>
           <w:lang w:val="en-US"/>
         </w:rPr>
-        <w:t xml:space="preserve">Programming Technologies: C#, .NET (Windows Forms), Python, Javascript, MySQL, Regex, HTML5/CSS3, SASS, Bootstrap, jQuery, JSON, AJAX, RESTful API, Git, GitHub, curl, </w:t>
+        <w:t>Programming Technologies: C#, .NET (Windows Forms), Python, Javascript,</w:t>
+      </w:r>
+      <w:r>
+        <w:rPr>
+          <w:rFonts w:hint="default" w:ascii="Times New Roman" w:hAnsi="Times New Roman" w:cs="Times New Roman"/>
+          <w:b w:val="0"/>
+          <w:bCs w:val="0"/>
+          <w:sz w:val="22"/>
+          <w:szCs w:val="22"/>
+          <w:lang w:val="en-AU"/>
+        </w:rPr>
+        <w:t xml:space="preserve"> Java,</w:t>
       </w:r>
       <w:bookmarkStart w:id="0" w:name="_GoBack"/>
-      <w:r>
-        <w:rPr>
-          <w:rFonts w:hint="default" w:ascii="Times New Roman" w:hAnsi="Times New Roman" w:cs="Times New Roman"/>
-          <w:b w:val="0"/>
-          <w:bCs w:val="0"/>
-          <w:sz w:val="22"/>
-          <w:szCs w:val="22"/>
-          <w:lang w:val="en-US"/>
-        </w:rPr>
-        <w:t>Command Line Interface</w:t>
-      </w:r>
       <w:bookmarkEnd w:id="0"/>
       <w:r>
         <w:rPr>
@@ -557,7 +557,7 @@
           <w:szCs w:val="22"/>
           <w:lang w:val="en-US"/>
         </w:rPr>
-        <w:t xml:space="preserve"> (Windows and Linux)</w:t>
+        <w:t xml:space="preserve"> MySQL, Regex, HTML5/CSS3, SASS, Bootstrap, jQuery, JSON, AJAX, RESTful API, Git, GitHub, curl, Command Line Interface (Windows and Linux)</w:t>
       </w:r>
     </w:p>
     <w:p>

--- a/Denis Resume.docx
+++ b/Denis Resume.docx
@@ -546,8 +546,6 @@
         </w:rPr>
         <w:t xml:space="preserve"> Java,</w:t>
       </w:r>
-      <w:bookmarkStart w:id="0" w:name="_GoBack"/>
-      <w:bookmarkEnd w:id="0"/>
       <w:r>
         <w:rPr>
           <w:rFonts w:hint="default" w:ascii="Times New Roman" w:hAnsi="Times New Roman" w:cs="Times New Roman"/>
@@ -1012,7 +1010,20 @@
           <w:szCs w:val="22"/>
           <w:lang w:val="en-US"/>
         </w:rPr>
-        <w:t xml:space="preserve">The Single Page Application (SPA) website allows users to create their own forums which gives a place for other users to create posts (Vuejs, Flask, RESTful API, JWT, SQLAlchemy). </w:t>
+        <w:t>The Single Page Application (SPA) b</w:t>
+      </w:r>
+      <w:bookmarkStart w:id="0" w:name="_GoBack"/>
+      <w:bookmarkEnd w:id="0"/>
+      <w:r>
+        <w:rPr>
+          <w:rFonts w:hint="default" w:ascii="Times New Roman" w:hAnsi="Times New Roman" w:cs="Times New Roman"/>
+          <w:b w:val="0"/>
+          <w:bCs w:val="0"/>
+          <w:sz w:val="22"/>
+          <w:szCs w:val="22"/>
+          <w:lang w:val="en-US"/>
+        </w:rPr>
+        <w:t xml:space="preserve">logging website allows users to create their own forums which gives a place for other users to create posts (Vuejs, Flask, RESTful API, JWT, SQLAlchemy). </w:t>
       </w:r>
       <w:r>
         <w:rPr>

--- a/Denis Resume.docx
+++ b/Denis Resume.docx
@@ -24,7 +24,7 @@
           <w:szCs w:val="21"/>
           <w:lang w:val="en-US"/>
         </w:rPr>
-        <w:t xml:space="preserve">Kingsgrove, Sydney, NSW 2208 </w:t>
+        <w:t>Sydney, NSW</w:t>
       </w:r>
     </w:p>
     <w:p>
@@ -106,10 +106,13 @@
           <w:u w:val="none"/>
           <w:lang w:val="en-US"/>
         </w:rPr>
-        <w:t>denis_chi_yiu@hotmail.com</w:t>
-      </w:r>
-      <w:r>
-        <w:rPr>
+        <w:t>denis_chi_yiu@h</w:t>
+      </w:r>
+      <w:bookmarkStart w:id="0" w:name="_GoBack"/>
+      <w:bookmarkEnd w:id="0"/>
+      <w:r>
+        <w:rPr>
+          <w:rStyle w:val="5"/>
           <w:rFonts w:hint="default" w:ascii="Times New Roman" w:hAnsi="Times New Roman" w:cs="Times New Roman"/>
           <w:b w:val="0"/>
           <w:bCs w:val="0"/>
@@ -121,6 +124,21 @@
           <w:u w:val="none"/>
           <w:lang w:val="en-US"/>
         </w:rPr>
+        <w:t>otmail.com</w:t>
+      </w:r>
+      <w:r>
+        <w:rPr>
+          <w:rFonts w:hint="default" w:ascii="Times New Roman" w:hAnsi="Times New Roman" w:cs="Times New Roman"/>
+          <w:b w:val="0"/>
+          <w:bCs w:val="0"/>
+          <w:i/>
+          <w:iCs/>
+          <w:color w:val="auto"/>
+          <w:sz w:val="21"/>
+          <w:szCs w:val="21"/>
+          <w:u w:val="none"/>
+          <w:lang w:val="en-US"/>
+        </w:rPr>
         <w:fldChar w:fldCharType="end"/>
       </w:r>
     </w:p>
@@ -1010,20 +1028,7 @@
           <w:szCs w:val="22"/>
           <w:lang w:val="en-US"/>
         </w:rPr>
-        <w:t>The Single Page Application (SPA) b</w:t>
-      </w:r>
-      <w:bookmarkStart w:id="0" w:name="_GoBack"/>
-      <w:bookmarkEnd w:id="0"/>
-      <w:r>
-        <w:rPr>
-          <w:rFonts w:hint="default" w:ascii="Times New Roman" w:hAnsi="Times New Roman" w:cs="Times New Roman"/>
-          <w:b w:val="0"/>
-          <w:bCs w:val="0"/>
-          <w:sz w:val="22"/>
-          <w:szCs w:val="22"/>
-          <w:lang w:val="en-US"/>
-        </w:rPr>
-        <w:t xml:space="preserve">logging website allows users to create their own forums which gives a place for other users to create posts (Vuejs, Flask, RESTful API, JWT, SQLAlchemy). </w:t>
+        <w:t xml:space="preserve">The Single Page Application (SPA) blogging website allows users to create their own forums which gives a place for other users to create posts (Vuejs, Flask, RESTful API, JWT, SQLAlchemy). </w:t>
       </w:r>
       <w:r>
         <w:rPr>

--- a/Denis Resume.docx
+++ b/Denis Resume.docx
@@ -106,13 +106,10 @@
           <w:u w:val="none"/>
           <w:lang w:val="en-US"/>
         </w:rPr>
-        <w:t>denis_chi_yiu@h</w:t>
-      </w:r>
-      <w:bookmarkStart w:id="0" w:name="_GoBack"/>
-      <w:bookmarkEnd w:id="0"/>
-      <w:r>
-        <w:rPr>
-          <w:rStyle w:val="5"/>
+        <w:t>denis_chi_yiu@hotmail.com</w:t>
+      </w:r>
+      <w:r>
+        <w:rPr>
           <w:rFonts w:hint="default" w:ascii="Times New Roman" w:hAnsi="Times New Roman" w:cs="Times New Roman"/>
           <w:b w:val="0"/>
           <w:bCs w:val="0"/>
@@ -124,21 +121,6 @@
           <w:u w:val="none"/>
           <w:lang w:val="en-US"/>
         </w:rPr>
-        <w:t>otmail.com</w:t>
-      </w:r>
-      <w:r>
-        <w:rPr>
-          <w:rFonts w:hint="default" w:ascii="Times New Roman" w:hAnsi="Times New Roman" w:cs="Times New Roman"/>
-          <w:b w:val="0"/>
-          <w:bCs w:val="0"/>
-          <w:i/>
-          <w:iCs/>
-          <w:color w:val="auto"/>
-          <w:sz w:val="21"/>
-          <w:szCs w:val="21"/>
-          <w:u w:val="none"/>
-          <w:lang w:val="en-US"/>
-        </w:rPr>
         <w:fldChar w:fldCharType="end"/>
       </w:r>
     </w:p>
@@ -238,7 +220,29 @@
           <w:szCs w:val="22"/>
           <w:lang w:val="en-US"/>
         </w:rPr>
-        <w:t xml:space="preserve">Programming experience of 4 years with 1 year of web development experience through personal projects focused primarily on Vuejs (3 months), Reactjs (3 months), Flask (3 months), Django (2 months). Programming in C# for 2 years as my main programming language. To view my github projects visit the link: </w:t>
+        <w:t xml:space="preserve">Programming </w:t>
+      </w:r>
+      <w:r>
+        <w:rPr>
+          <w:rFonts w:hint="default" w:ascii="Times New Roman" w:hAnsi="Times New Roman" w:cs="Times New Roman"/>
+          <w:b w:val="0"/>
+          <w:bCs w:val="0"/>
+          <w:sz w:val="22"/>
+          <w:szCs w:val="22"/>
+          <w:lang w:val="en-AU"/>
+        </w:rPr>
+        <w:t>for</w:t>
+      </w:r>
+      <w:r>
+        <w:rPr>
+          <w:rFonts w:hint="default" w:ascii="Times New Roman" w:hAnsi="Times New Roman" w:cs="Times New Roman"/>
+          <w:b w:val="0"/>
+          <w:bCs w:val="0"/>
+          <w:sz w:val="22"/>
+          <w:szCs w:val="22"/>
+          <w:lang w:val="en-US"/>
+        </w:rPr>
+        <w:t xml:space="preserve"> 4 years with 1 year of web development experience through personal projects focused primarily on Vuejs (3 months), Reactjs (3 months), Flask (3 months), Django (2 months). Programming in C# for 2 years as my main programming language. To view my github projects visit the link: </w:t>
       </w:r>
       <w:r>
         <w:rPr>
@@ -1028,7 +1032,31 @@
           <w:szCs w:val="22"/>
           <w:lang w:val="en-US"/>
         </w:rPr>
-        <w:t xml:space="preserve">The Single Page Application (SPA) blogging website allows users to create their own forums which gives a place for other users to create posts (Vuejs, Flask, RESTful API, JWT, SQLAlchemy). </w:t>
+        <w:t xml:space="preserve">The Single Page Application (SPA) </w:t>
+      </w:r>
+      <w:r>
+        <w:rPr>
+          <w:rFonts w:hint="default" w:ascii="Times New Roman" w:hAnsi="Times New Roman" w:cs="Times New Roman"/>
+          <w:b w:val="0"/>
+          <w:bCs w:val="0"/>
+          <w:sz w:val="22"/>
+          <w:szCs w:val="22"/>
+          <w:lang w:val="en-AU"/>
+        </w:rPr>
+        <w:t>forum</w:t>
+      </w:r>
+      <w:bookmarkStart w:id="0" w:name="_GoBack"/>
+      <w:bookmarkEnd w:id="0"/>
+      <w:r>
+        <w:rPr>
+          <w:rFonts w:hint="default" w:ascii="Times New Roman" w:hAnsi="Times New Roman" w:cs="Times New Roman"/>
+          <w:b w:val="0"/>
+          <w:bCs w:val="0"/>
+          <w:sz w:val="22"/>
+          <w:szCs w:val="22"/>
+          <w:lang w:val="en-US"/>
+        </w:rPr>
+        <w:t xml:space="preserve"> website allows users to create their own forums which gives a place for other users to create posts (Vuejs, Flask, RESTful API, JWT, SQLAlchemy). </w:t>
       </w:r>
       <w:r>
         <w:rPr>
